--- a/OSS_Day 5/OSS_THỰC HÀNH BUỔI 5.docx
+++ b/OSS_Day 5/OSS_THỰC HÀNH BUỔI 5.docx
@@ -3890,6 +3890,9 @@
       <w:r>
         <w:br/>
       </w:r>
+      <w:r>
+        <w:t>alembic init migrations</w:t>
+      </w:r>
     </w:p>
     <w:p>
       <w:pPr>
@@ -4051,16 +4054,28 @@
     <w:p>
       <w:pPr>
         <w:pStyle w:val="Code"/>
-      </w:pPr>
-      <w:r>
+        <w:rPr>
+          <w:color w:val="EE0000"/>
+        </w:rPr>
+      </w:pPr>
+      <w:r>
+        <w:rPr>
+          <w:color w:val="EE0000"/>
+        </w:rPr>
         <w:t>import sys</w:t>
       </w:r>
     </w:p>
     <w:p>
       <w:pPr>
         <w:pStyle w:val="Code"/>
-      </w:pPr>
-      <w:r>
+        <w:rPr>
+          <w:color w:val="EE0000"/>
+        </w:rPr>
+      </w:pPr>
+      <w:r>
+        <w:rPr>
+          <w:color w:val="EE0000"/>
+        </w:rPr>
         <w:t>import os</w:t>
       </w:r>
     </w:p>
@@ -4096,16 +4111,28 @@
     <w:p>
       <w:pPr>
         <w:pStyle w:val="Code"/>
-      </w:pPr>
-      <w:r>
+        <w:rPr>
+          <w:color w:val="EE0000"/>
+        </w:rPr>
+      </w:pPr>
+      <w:r>
+        <w:rPr>
+          <w:color w:val="EE0000"/>
+        </w:rPr>
         <w:t># Add project root to sys.path</w:t>
       </w:r>
     </w:p>
     <w:p>
       <w:pPr>
         <w:pStyle w:val="Code"/>
-      </w:pPr>
-      <w:r>
+        <w:rPr>
+          <w:color w:val="EE0000"/>
+        </w:rPr>
+      </w:pPr>
+      <w:r>
+        <w:rPr>
+          <w:color w:val="EE0000"/>
+        </w:rPr>
         <w:t>sys.path.append(os.path.abspath(os.path.join(os.path.dirname(__file__), '..')))</w:t>
       </w:r>
     </w:p>
@@ -4125,47 +4152,80 @@
     <w:p>
       <w:pPr>
         <w:pStyle w:val="Code"/>
-      </w:pPr>
-      <w:r>
+        <w:rPr>
+          <w:color w:val="EE0000"/>
+        </w:rPr>
+      </w:pPr>
+      <w:r>
+        <w:rPr>
+          <w:color w:val="EE0000"/>
+        </w:rPr>
         <w:t>from app.database.connection import Base</w:t>
       </w:r>
     </w:p>
     <w:p>
       <w:pPr>
         <w:pStyle w:val="Code"/>
-      </w:pPr>
-    </w:p>
-    <w:p>
-      <w:pPr>
-        <w:pStyle w:val="Code"/>
-      </w:pPr>
-      <w:r>
+        <w:rPr>
+          <w:color w:val="EE0000"/>
+        </w:rPr>
+      </w:pPr>
+    </w:p>
+    <w:p>
+      <w:pPr>
+        <w:pStyle w:val="Code"/>
+        <w:rPr>
+          <w:color w:val="EE0000"/>
+        </w:rPr>
+      </w:pPr>
+      <w:r>
+        <w:rPr>
+          <w:color w:val="EE0000"/>
+        </w:rPr>
         <w:t>config = context.config</w:t>
       </w:r>
     </w:p>
     <w:p>
       <w:pPr>
         <w:pStyle w:val="Code"/>
-      </w:pPr>
-    </w:p>
-    <w:p>
-      <w:pPr>
-        <w:pStyle w:val="Code"/>
-      </w:pPr>
-      <w:r>
+        <w:rPr>
+          <w:color w:val="EE0000"/>
+        </w:rPr>
+      </w:pPr>
+    </w:p>
+    <w:p>
+      <w:pPr>
+        <w:pStyle w:val="Code"/>
+        <w:rPr>
+          <w:color w:val="EE0000"/>
+        </w:rPr>
+      </w:pPr>
+      <w:r>
+        <w:rPr>
+          <w:color w:val="EE0000"/>
+        </w:rPr>
         <w:t>fileConfig(config.config_file_name)</w:t>
       </w:r>
     </w:p>
     <w:p>
       <w:pPr>
         <w:pStyle w:val="Code"/>
-      </w:pPr>
-    </w:p>
-    <w:p>
-      <w:pPr>
-        <w:pStyle w:val="Code"/>
-      </w:pPr>
-      <w:r>
+        <w:rPr>
+          <w:color w:val="EE0000"/>
+        </w:rPr>
+      </w:pPr>
+    </w:p>
+    <w:p>
+      <w:pPr>
+        <w:pStyle w:val="Code"/>
+        <w:rPr>
+          <w:color w:val="EE0000"/>
+        </w:rPr>
+      </w:pPr>
+      <w:r>
+        <w:rPr>
+          <w:color w:val="EE0000"/>
+        </w:rPr>
         <w:t>section = config.config_ini_section</w:t>
       </w:r>
     </w:p>
@@ -4177,24 +4237,42 @@
     <w:p>
       <w:pPr>
         <w:pStyle w:val="Code"/>
-      </w:pPr>
-      <w:r>
+        <w:rPr>
+          <w:color w:val="EE0000"/>
+        </w:rPr>
+      </w:pPr>
+      <w:r>
+        <w:rPr>
+          <w:color w:val="EE0000"/>
+        </w:rPr>
         <w:t># Override sqlalchemy.url in alembic.ini</w:t>
       </w:r>
     </w:p>
     <w:p>
       <w:pPr>
         <w:pStyle w:val="Code"/>
-      </w:pPr>
-      <w:r>
+        <w:rPr>
+          <w:color w:val="EE0000"/>
+        </w:rPr>
+      </w:pPr>
+      <w:r>
+        <w:rPr>
+          <w:color w:val="EE0000"/>
+        </w:rPr>
         <w:t>url = settings.database_url.replace('%', '%%')  # Escape % for ConfigParser</w:t>
       </w:r>
     </w:p>
     <w:p>
       <w:pPr>
         <w:pStyle w:val="Code"/>
-      </w:pPr>
-      <w:r>
+        <w:rPr>
+          <w:color w:val="EE0000"/>
+        </w:rPr>
+      </w:pPr>
+      <w:r>
+        <w:rPr>
+          <w:color w:val="EE0000"/>
+        </w:rPr>
         <w:t>config.set_main_option("sqlalchemy.url", url)</w:t>
       </w:r>
     </w:p>
@@ -6323,59 +6401,88 @@
           <w:rFonts w:ascii="Courier New" w:hAnsi="Courier New"/>
           <w:sz w:val="20"/>
         </w:rPr>
-        <w:t xml:space="preserve">    # Kiểm tra username đã tồn tại</w:t>
-      </w:r>
-      <w:r>
-        <w:br/>
-      </w:r>
-      <w:r>
-        <w:rPr>
-          <w:rStyle w:val="VerbatimChar"/>
-          <w:rFonts w:ascii="Courier New" w:hAnsi="Courier New"/>
+        <w:t xml:space="preserve">    </w:t>
+      </w:r>
+      <w:r>
+        <w:rPr>
+          <w:rStyle w:val="VerbatimChar"/>
+          <w:rFonts w:ascii="Courier New" w:hAnsi="Courier New"/>
+          <w:color w:val="EE0000"/>
+          <w:sz w:val="20"/>
+        </w:rPr>
+        <w:t># Kiểm tra username đã tồn tại</w:t>
+      </w:r>
+      <w:r>
+        <w:rPr>
+          <w:color w:val="EE0000"/>
+        </w:rPr>
+        <w:br/>
+      </w:r>
+      <w:r>
+        <w:rPr>
+          <w:rStyle w:val="VerbatimChar"/>
+          <w:rFonts w:ascii="Courier New" w:hAnsi="Courier New"/>
+          <w:color w:val="EE0000"/>
           <w:sz w:val="20"/>
         </w:rPr>
         <w:t xml:space="preserve">    if user_repository.get_by_username(db, user_data.username):</w:t>
       </w:r>
       <w:r>
-        <w:br/>
-      </w:r>
-      <w:r>
-        <w:rPr>
-          <w:rStyle w:val="VerbatimChar"/>
-          <w:rFonts w:ascii="Courier New" w:hAnsi="Courier New"/>
+        <w:rPr>
+          <w:color w:val="EE0000"/>
+        </w:rPr>
+        <w:br/>
+      </w:r>
+      <w:r>
+        <w:rPr>
+          <w:rStyle w:val="VerbatimChar"/>
+          <w:rFonts w:ascii="Courier New" w:hAnsi="Courier New"/>
+          <w:color w:val="EE0000"/>
           <w:sz w:val="20"/>
         </w:rPr>
         <w:t xml:space="preserve">        raise HTTPException(</w:t>
       </w:r>
       <w:r>
-        <w:br/>
-      </w:r>
-      <w:r>
-        <w:rPr>
-          <w:rStyle w:val="VerbatimChar"/>
-          <w:rFonts w:ascii="Courier New" w:hAnsi="Courier New"/>
+        <w:rPr>
+          <w:color w:val="EE0000"/>
+        </w:rPr>
+        <w:br/>
+      </w:r>
+      <w:r>
+        <w:rPr>
+          <w:rStyle w:val="VerbatimChar"/>
+          <w:rFonts w:ascii="Courier New" w:hAnsi="Courier New"/>
+          <w:color w:val="EE0000"/>
           <w:sz w:val="20"/>
         </w:rPr>
         <w:t xml:space="preserve">            status_code=status.HTTP_409_CONFLICT,</w:t>
       </w:r>
       <w:r>
-        <w:br/>
-      </w:r>
-      <w:r>
-        <w:rPr>
-          <w:rStyle w:val="VerbatimChar"/>
-          <w:rFonts w:ascii="Courier New" w:hAnsi="Courier New"/>
+        <w:rPr>
+          <w:color w:val="EE0000"/>
+        </w:rPr>
+        <w:br/>
+      </w:r>
+      <w:r>
+        <w:rPr>
+          <w:rStyle w:val="VerbatimChar"/>
+          <w:rFonts w:ascii="Courier New" w:hAnsi="Courier New"/>
+          <w:color w:val="EE0000"/>
           <w:sz w:val="20"/>
         </w:rPr>
         <w:t xml:space="preserve">            detail="Username đã tồn tại"</w:t>
       </w:r>
       <w:r>
-        <w:br/>
-      </w:r>
-      <w:r>
-        <w:rPr>
-          <w:rStyle w:val="VerbatimChar"/>
-          <w:rFonts w:ascii="Courier New" w:hAnsi="Courier New"/>
+        <w:rPr>
+          <w:color w:val="EE0000"/>
+        </w:rPr>
+        <w:br/>
+      </w:r>
+      <w:r>
+        <w:rPr>
+          <w:rStyle w:val="VerbatimChar"/>
+          <w:rFonts w:ascii="Courier New" w:hAnsi="Courier New"/>
+          <w:color w:val="EE0000"/>
           <w:sz w:val="20"/>
         </w:rPr>
         <w:t xml:space="preserve">        )</w:t>
@@ -6411,53 +6518,81 @@
           <w:rFonts w:ascii="Courier New" w:hAnsi="Courier New"/>
           <w:sz w:val="20"/>
         </w:rPr>
-        <w:t xml:space="preserve">    if user_data.email and user_repository.get_by_email(db, user_data.email):</w:t>
-      </w:r>
-      <w:r>
-        <w:br/>
-      </w:r>
-      <w:r>
-        <w:rPr>
-          <w:rStyle w:val="VerbatimChar"/>
-          <w:rFonts w:ascii="Courier New" w:hAnsi="Courier New"/>
+        <w:t xml:space="preserve">    </w:t>
+      </w:r>
+      <w:r>
+        <w:rPr>
+          <w:rStyle w:val="VerbatimChar"/>
+          <w:rFonts w:ascii="Courier New" w:hAnsi="Courier New"/>
+          <w:color w:val="EE0000"/>
+          <w:sz w:val="20"/>
+        </w:rPr>
+        <w:t>if user_data.email and user_repository.get_by_email(db, user_data.email):</w:t>
+      </w:r>
+      <w:r>
+        <w:rPr>
+          <w:color w:val="EE0000"/>
+        </w:rPr>
+        <w:br/>
+      </w:r>
+      <w:r>
+        <w:rPr>
+          <w:rStyle w:val="VerbatimChar"/>
+          <w:rFonts w:ascii="Courier New" w:hAnsi="Courier New"/>
+          <w:color w:val="EE0000"/>
           <w:sz w:val="20"/>
         </w:rPr>
         <w:t xml:space="preserve">        raise HTTPException(</w:t>
       </w:r>
       <w:r>
-        <w:br/>
-      </w:r>
-      <w:r>
-        <w:rPr>
-          <w:rStyle w:val="VerbatimChar"/>
-          <w:rFonts w:ascii="Courier New" w:hAnsi="Courier New"/>
+        <w:rPr>
+          <w:color w:val="EE0000"/>
+        </w:rPr>
+        <w:br/>
+      </w:r>
+      <w:r>
+        <w:rPr>
+          <w:rStyle w:val="VerbatimChar"/>
+          <w:rFonts w:ascii="Courier New" w:hAnsi="Courier New"/>
+          <w:color w:val="EE0000"/>
           <w:sz w:val="20"/>
         </w:rPr>
         <w:t xml:space="preserve">            status_code=status.HTTP_409_CONFLICT,</w:t>
       </w:r>
       <w:r>
-        <w:br/>
-      </w:r>
-      <w:r>
-        <w:rPr>
-          <w:rStyle w:val="VerbatimChar"/>
-          <w:rFonts w:ascii="Courier New" w:hAnsi="Courier New"/>
+        <w:rPr>
+          <w:color w:val="EE0000"/>
+        </w:rPr>
+        <w:br/>
+      </w:r>
+      <w:r>
+        <w:rPr>
+          <w:rStyle w:val="VerbatimChar"/>
+          <w:rFonts w:ascii="Courier New" w:hAnsi="Courier New"/>
+          <w:color w:val="EE0000"/>
           <w:sz w:val="20"/>
         </w:rPr>
         <w:t xml:space="preserve">            detail="Email đã tồn tại"</w:t>
       </w:r>
       <w:r>
-        <w:br/>
-      </w:r>
-      <w:r>
-        <w:rPr>
-          <w:rStyle w:val="VerbatimChar"/>
-          <w:rFonts w:ascii="Courier New" w:hAnsi="Courier New"/>
+        <w:rPr>
+          <w:color w:val="EE0000"/>
+        </w:rPr>
+        <w:br/>
+      </w:r>
+      <w:r>
+        <w:rPr>
+          <w:rStyle w:val="VerbatimChar"/>
+          <w:rFonts w:ascii="Courier New" w:hAnsi="Courier New"/>
+          <w:color w:val="EE0000"/>
           <w:sz w:val="20"/>
         </w:rPr>
         <w:t xml:space="preserve">        )</w:t>
       </w:r>
       <w:r>
+        <w:rPr>
+          <w:color w:val="EE0000"/>
+        </w:rPr>
         <w:br/>
       </w:r>
       <w:r>
@@ -13126,6 +13261,9 @@
     <w:p>
       <w:pPr>
         <w:pStyle w:val="Code"/>
+        <w:rPr>
+          <w:lang w:val="vi-VN"/>
+        </w:rPr>
       </w:pPr>
       <w:r>
         <w:rPr>
@@ -19252,6 +19390,7 @@
   <w:style w:type="character" w:default="1" w:styleId="DefaultParagraphFont">
     <w:name w:val="Default Paragraph Font"/>
     <w:uiPriority w:val="1"/>
+    <w:semiHidden/>
     <w:unhideWhenUsed/>
   </w:style>
   <w:style w:type="table" w:default="1" w:styleId="TableNormal">
